--- a/swh/docx/45.content.docx
+++ b/swh/docx/45.content.docx
@@ -19,7 +19,7 @@
         <w:rPr>
           <w:lang w:val="sw_KE" w:bidi="sw_KE"/>
         </w:rPr>
-        <w:t>Resource: Maelezo ya Masomo - Machapisho ya Vitabu (Tyndale)</w:t>
+        <w:t>Resource: Tyndale Open Study Notes</w:t>
       </w:r>
       <w:r>
         <w:rPr>
@@ -112,7 +112,7 @@
         <w:rPr>
           <w:lang w:val="sw_KE" w:bidi="sw_KE"/>
         </w:rPr>
-        <w:t>Maelezo ya Masomo - Machapisho ya Vitabu (Tyndale)</w:t>
+        <w:t>Tyndale Open Study Notes</w:t>
       </w:r>
     </w:p>
     <w:p>

--- a/swh/docx/45.content.docx
+++ b/swh/docx/45.content.docx
@@ -19,7 +19,7 @@
         <w:rPr>
           <w:lang w:val="sw_KE" w:bidi="sw_KE"/>
         </w:rPr>
-        <w:t>Resource: Tyndale Open Study Notes</w:t>
+        <w:t>Resource: Aquifer Open Study Notes (Book Intros)</w:t>
       </w:r>
       <w:r>
         <w:rPr>
@@ -112,7 +112,7 @@
         <w:rPr>
           <w:lang w:val="sw_KE" w:bidi="sw_KE"/>
         </w:rPr>
-        <w:t>Tyndale Open Study Notes</w:t>
+        <w:t>Aquifer Open Study Notes (Book Intros)</w:t>
       </w:r>
     </w:p>
     <w:p>

--- a/swh/docx/45.content.docx
+++ b/swh/docx/45.content.docx
@@ -258,18 +258,12 @@
         </w:rPr>
         <w:t xml:space="preserve">Hatujui ni nani aliyeletea Rumi Habari Njema kwa mara ya kwanza. Huenda ilikuwa ni Wayahudi kutoka Rumi ambao waligeuzwa wakati Mungu alipomimina Roho wake kwa mara ya kwanza siku ya Pentekoste (tazama </w:t>
       </w:r>
-      <w:hyperlink r:id="rId13">
-        <w:r>
-          <w:rPr>
-            <w:lang w:val="sw_KE" w:bidi="sw_KE"/>
-          </w:rPr>
-          <w:rPr>
-            <w:color w:val="0000EE"/>
-            <w:u w:val="single"/>
-          </w:rPr>
-          <w:t>Matendo 2:10</w:t>
-        </w:r>
-      </w:hyperlink>
+      <w:r>
+        <w:rPr>
+          <w:lang w:val="sw_KE" w:bidi="sw_KE"/>
+        </w:rPr>
+        <w:t>Matendo 2:10</w:t>
+      </w:r>
       <w:r>
         <w:rPr>
           <w:lang w:val="sw_KE" w:bidi="sw_KE"/>
@@ -290,72 +284,48 @@
         </w:rPr>
         <w:t xml:space="preserve">Mnamo mwa wa 49 Baada ya Kristo (BK), Mfalme Klaudio aliwafukuza Wayahudi wote kutoka Rumi—ikiwa ni pamoja na Wakristo wa Kiyahudi (tazama </w:t>
       </w:r>
-      <w:hyperlink r:id="rId14">
-        <w:r>
-          <w:rPr>
-            <w:lang w:val="sw_KE" w:bidi="sw_KE"/>
-          </w:rPr>
-          <w:rPr>
-            <w:color w:val="0000EE"/>
-            <w:u w:val="single"/>
-          </w:rPr>
-          <w:t>Matendo 18:2</w:t>
-        </w:r>
-      </w:hyperlink>
+      <w:r>
+        <w:rPr>
+          <w:lang w:val="sw_KE" w:bidi="sw_KE"/>
+        </w:rPr>
+        <w:t>Matendo 18:2</w:t>
+      </w:r>
       <w:r>
         <w:rPr>
           <w:lang w:val="sw_KE" w:bidi="sw_KE"/>
         </w:rPr>
         <w:t>). Ingawa Paulo hakuwahi kutembelea Rumi (</w:t>
       </w:r>
-      <w:hyperlink r:id="rId15">
-        <w:r>
-          <w:rPr>
-            <w:lang w:val="sw_KE" w:bidi="sw_KE"/>
-          </w:rPr>
-          <w:rPr>
-            <w:color w:val="0000EE"/>
-            <w:u w:val="single"/>
-          </w:rPr>
-          <w:t>Rom 1:13</w:t>
-        </w:r>
-      </w:hyperlink>
+      <w:r>
+        <w:rPr>
+          <w:lang w:val="sw_KE" w:bidi="sw_KE"/>
+        </w:rPr>
+        <w:t>Rom 1:13</w:t>
+      </w:r>
       <w:r>
         <w:rPr>
           <w:lang w:val="sw_KE" w:bidi="sw_KE"/>
         </w:rPr>
         <w:t>), katika safari zake alikutana na baadhi ya Wakristo hawa wa Kirumi, kama vile Priskila na Akila (</w:t>
       </w:r>
-      <w:hyperlink r:id="rId16">
-        <w:r>
-          <w:rPr>
-            <w:lang w:val="sw_KE" w:bidi="sw_KE"/>
-          </w:rPr>
-          <w:rPr>
-            <w:color w:val="0000EE"/>
-            <w:u w:val="single"/>
-          </w:rPr>
-          <w:t>Rom 16:3–4</w:t>
-        </w:r>
-      </w:hyperlink>
+      <w:r>
+        <w:rPr>
+          <w:lang w:val="sw_KE" w:bidi="sw_KE"/>
+        </w:rPr>
+        <w:t>Rom 16:3–4</w:t>
+      </w:r>
       <w:r>
         <w:rPr>
           <w:lang w:val="sw_KE" w:bidi="sw_KE"/>
         </w:rPr>
         <w:t xml:space="preserve">; linganisha </w:t>
       </w:r>
-      <w:hyperlink r:id="rId14">
-        <w:r>
-          <w:rPr>
-            <w:lang w:val="sw_KE" w:bidi="sw_KE"/>
-          </w:rPr>
-          <w:rPr>
-            <w:color w:val="0000EE"/>
-            <w:u w:val="single"/>
-          </w:rPr>
-          <w:t>Matendo 18:2</w:t>
-        </w:r>
-      </w:hyperlink>
+      <w:r>
+        <w:rPr>
+          <w:lang w:val="sw_KE" w:bidi="sw_KE"/>
+        </w:rPr>
+        <w:t>Matendo 18:2</w:t>
+      </w:r>
       <w:r>
         <w:rPr>
           <w:lang w:val="sw_KE" w:bidi="sw_KE"/>
@@ -376,18 +346,12 @@
         </w:rPr>
         <w:t xml:space="preserve">Amri ya Klaudio ilimalizika, hivyo wakati Paulo aliandika barua yake kwa Warumi, Wakristo wengi wa Kiyahudi walikuwa wamerudi Roma. Hata hivyo, katika kutokuwepo kwao, Wakristo wa Mataifa walikuwa wamechukua uongozi katika jamii ya wakristo huko Roma. Kwa hiyo, Paulo alipowaandikia Wakristo wa Kirumi (labda karibu mwaka 57 BK), jamii ya wakrsito ya Kirumi ilikuwa imegawanyika katika makundi mawili makubwa. Wakristo wa Mataifa sasa walikuwa kundi kubwa, na kwa kawaida walikuwa na wasiwasi mdogo kuhusu mwendelezo na Agano la Kale au mahitaji ya sheria ya Mose kuliko ndugu na dada zao wa Kiyahudi. Inaonekana hata waliwadharau Wakristo wa Kiyahudi (tazama </w:t>
       </w:r>
-      <w:hyperlink r:id="rId17">
-        <w:r>
-          <w:rPr>
-            <w:lang w:val="sw_KE" w:bidi="sw_KE"/>
-          </w:rPr>
-          <w:rPr>
-            <w:color w:val="0000EE"/>
-            <w:u w:val="single"/>
-          </w:rPr>
-          <w:t>Rom 11:25</w:t>
-        </w:r>
-      </w:hyperlink>
+      <w:r>
+        <w:rPr>
+          <w:lang w:val="sw_KE" w:bidi="sw_KE"/>
+        </w:rPr>
+        <w:t>Rom 11:25</w:t>
+      </w:r>
       <w:r>
         <w:rPr>
           <w:lang w:val="sw_KE" w:bidi="sw_KE"/>
@@ -419,72 +383,48 @@
         </w:rPr>
         <w:t>Kwenye utangulizi wa barua (</w:t>
       </w:r>
-      <w:hyperlink r:id="rId18">
-        <w:r>
-          <w:rPr>
-            <w:lang w:val="sw_KE" w:bidi="sw_KE"/>
-          </w:rPr>
-          <w:rPr>
-            <w:color w:val="0000EE"/>
-            <w:u w:val="single"/>
-          </w:rPr>
-          <w:t>1:1–17</w:t>
-        </w:r>
-      </w:hyperlink>
+      <w:r>
+        <w:rPr>
+          <w:lang w:val="sw_KE" w:bidi="sw_KE"/>
+        </w:rPr>
+        <w:t>1:1–17</w:t>
+      </w:r>
       <w:r>
         <w:rPr>
           <w:lang w:val="sw_KE" w:bidi="sw_KE"/>
         </w:rPr>
         <w:t>), Paulo anajitambulisha pamoja na wasomaji wake (</w:t>
       </w:r>
-      <w:hyperlink r:id="rId19">
-        <w:r>
-          <w:rPr>
-            <w:lang w:val="sw_KE" w:bidi="sw_KE"/>
-          </w:rPr>
-          <w:rPr>
-            <w:color w:val="0000EE"/>
-            <w:u w:val="single"/>
-          </w:rPr>
-          <w:t>1:1–7</w:t>
-        </w:r>
-      </w:hyperlink>
+      <w:r>
+        <w:rPr>
+          <w:lang w:val="sw_KE" w:bidi="sw_KE"/>
+        </w:rPr>
+        <w:t>1:1–7</w:t>
+      </w:r>
       <w:r>
         <w:rPr>
           <w:lang w:val="sw_KE" w:bidi="sw_KE"/>
         </w:rPr>
         <w:t>), anaeleza shukrani zake kwa Wakristo wa Roma (</w:t>
       </w:r>
-      <w:hyperlink r:id="rId20">
-        <w:r>
-          <w:rPr>
-            <w:lang w:val="sw_KE" w:bidi="sw_KE"/>
-          </w:rPr>
-          <w:rPr>
-            <w:color w:val="0000EE"/>
-            <w:u w:val="single"/>
-          </w:rPr>
-          <w:t>1:8–15</w:t>
-        </w:r>
-      </w:hyperlink>
+      <w:r>
+        <w:rPr>
+          <w:lang w:val="sw_KE" w:bidi="sw_KE"/>
+        </w:rPr>
+        <w:t>1:8–15</w:t>
+      </w:r>
       <w:r>
         <w:rPr>
           <w:lang w:val="sw_KE" w:bidi="sw_KE"/>
         </w:rPr>
         <w:t>), na anatambulisha mada ya barua: “Habari Njema kuhusu Kristo” (</w:t>
       </w:r>
-      <w:hyperlink r:id="rId21">
-        <w:r>
-          <w:rPr>
-            <w:lang w:val="sw_KE" w:bidi="sw_KE"/>
-          </w:rPr>
-          <w:rPr>
-            <w:color w:val="0000EE"/>
-            <w:u w:val="single"/>
-          </w:rPr>
-          <w:t>1:16–17</w:t>
-        </w:r>
-      </w:hyperlink>
+      <w:r>
+        <w:rPr>
+          <w:lang w:val="sw_KE" w:bidi="sw_KE"/>
+        </w:rPr>
+        <w:t>1:16–17</w:t>
+      </w:r>
       <w:r>
         <w:rPr>
           <w:lang w:val="sw_KE" w:bidi="sw_KE"/>
@@ -505,54 +445,36 @@
         </w:rPr>
         <w:t>Kabla ya kufafanua Habari Njema hii, Paulo anaweka msingi wa dhambi za wanadamu wote, jambo linalofanya Habari Njema kuwa muhimu. Wote, Mataifa (</w:t>
       </w:r>
-      <w:hyperlink r:id="rId22">
-        <w:r>
-          <w:rPr>
-            <w:lang w:val="sw_KE" w:bidi="sw_KE"/>
-          </w:rPr>
-          <w:rPr>
-            <w:color w:val="0000EE"/>
-            <w:u w:val="single"/>
-          </w:rPr>
-          <w:t>1:18–32</w:t>
-        </w:r>
-      </w:hyperlink>
+      <w:r>
+        <w:rPr>
+          <w:lang w:val="sw_KE" w:bidi="sw_KE"/>
+        </w:rPr>
+        <w:t>1:18–32</w:t>
+      </w:r>
       <w:r>
         <w:rPr>
           <w:lang w:val="sw_KE" w:bidi="sw_KE"/>
         </w:rPr>
         <w:t>) na Wayahudi (</w:t>
       </w:r>
-      <w:hyperlink r:id="rId23">
-        <w:r>
-          <w:rPr>
-            <w:lang w:val="sw_KE" w:bidi="sw_KE"/>
-          </w:rPr>
-          <w:rPr>
-            <w:color w:val="0000EE"/>
-            <w:u w:val="single"/>
-          </w:rPr>
-          <w:t>2:1–3:8</w:t>
-        </w:r>
-      </w:hyperlink>
+      <w:r>
+        <w:rPr>
+          <w:lang w:val="sw_KE" w:bidi="sw_KE"/>
+        </w:rPr>
+        <w:t>2:1–3:8</w:t>
+      </w:r>
       <w:r>
         <w:rPr>
           <w:lang w:val="sw_KE" w:bidi="sw_KE"/>
         </w:rPr>
         <w:t>), wamegeuka kutoka kwa Ufunuo wa Mungu wa nafsi yake. Wote wako "chini ya nguvu ya dhambi" na hawawezi kufanywa kuwa sawa na Mungu kwa chochote wanachofanya (</w:t>
       </w:r>
-      <w:hyperlink r:id="rId24">
-        <w:r>
-          <w:rPr>
-            <w:lang w:val="sw_KE" w:bidi="sw_KE"/>
-          </w:rPr>
-          <w:rPr>
-            <w:color w:val="0000EE"/>
-            <w:u w:val="single"/>
-          </w:rPr>
-          <w:t>3:9–20</w:t>
-        </w:r>
-      </w:hyperlink>
+      <w:r>
+        <w:rPr>
+          <w:lang w:val="sw_KE" w:bidi="sw_KE"/>
+        </w:rPr>
+        <w:t>3:9–20</w:t>
+      </w:r>
       <w:r>
         <w:rPr>
           <w:lang w:val="sw_KE" w:bidi="sw_KE"/>
@@ -573,72 +495,48 @@
         </w:rPr>
         <w:t>Kwenye hali hii isiyo na matumaini, inakuja Habari Njema, inayofunua "njia mpya ya kufanywa sawa" na Mungu. Mungu alitoa njia hii mpya kwa kumtuma Yesu kama dhabihu kwa dhambi, na wanadamu wote wanaweza kufaidika na dhabihu hiyo kwa imani (</w:t>
       </w:r>
-      <w:hyperlink r:id="rId25">
-        <w:r>
-          <w:rPr>
-            <w:lang w:val="sw_KE" w:bidi="sw_KE"/>
-          </w:rPr>
-          <w:rPr>
-            <w:color w:val="0000EE"/>
-            <w:u w:val="single"/>
-          </w:rPr>
-          <w:t>3:21–26</w:t>
-        </w:r>
-      </w:hyperlink>
+      <w:r>
+        <w:rPr>
+          <w:lang w:val="sw_KE" w:bidi="sw_KE"/>
+        </w:rPr>
+        <w:t>3:21–26</w:t>
+      </w:r>
       <w:r>
         <w:rPr>
           <w:lang w:val="sw_KE" w:bidi="sw_KE"/>
         </w:rPr>
         <w:t xml:space="preserve">). Katika </w:t>
       </w:r>
-      <w:hyperlink r:id="rId26">
-        <w:r>
-          <w:rPr>
-            <w:lang w:val="sw_KE" w:bidi="sw_KE"/>
-          </w:rPr>
-          <w:rPr>
-            <w:color w:val="0000EE"/>
-            <w:u w:val="single"/>
-          </w:rPr>
-          <w:t>3:27–4:25</w:t>
-        </w:r>
-      </w:hyperlink>
+      <w:r>
+        <w:rPr>
+          <w:lang w:val="sw_KE" w:bidi="sw_KE"/>
+        </w:rPr>
+        <w:t>3:27–4:25</w:t>
+      </w:r>
       <w:r>
         <w:rPr>
           <w:lang w:val="sw_KE" w:bidi="sw_KE"/>
         </w:rPr>
         <w:t>, Paulo anasisitiza asili na umuhimu wa imani. Anaonyesha kwamba imani inazuia kujisifu na kwamba inawawezesha Wayahudi na Mataifa kuwa na upatikanaji sawa wa neema ya Mungu katika Kristo (</w:t>
       </w:r>
-      <w:hyperlink r:id="rId27">
-        <w:r>
-          <w:rPr>
-            <w:lang w:val="sw_KE" w:bidi="sw_KE"/>
-          </w:rPr>
-          <w:rPr>
-            <w:color w:val="0000EE"/>
-            <w:u w:val="single"/>
-          </w:rPr>
-          <w:t>3:27–31</w:t>
-        </w:r>
-      </w:hyperlink>
+      <w:r>
+        <w:rPr>
+          <w:lang w:val="sw_KE" w:bidi="sw_KE"/>
+        </w:rPr>
+        <w:t>3:27–31</w:t>
+      </w:r>
       <w:r>
         <w:rPr>
           <w:lang w:val="sw_KE" w:bidi="sw_KE"/>
         </w:rPr>
         <w:t>). Anakuza hoja hizi kupitia marejeleo kwa Abrahamu (</w:t>
       </w:r>
-      <w:hyperlink r:id="rId28">
-        <w:r>
-          <w:rPr>
-            <w:lang w:val="sw_KE" w:bidi="sw_KE"/>
-          </w:rPr>
-          <w:rPr>
-            <w:color w:val="0000EE"/>
-            <w:u w:val="single"/>
-          </w:rPr>
-          <w:t>4</w:t>
-        </w:r>
-      </w:hyperlink>
+      <w:r>
+        <w:rPr>
+          <w:lang w:val="sw_KE" w:bidi="sw_KE"/>
+        </w:rPr>
+        <w:t>4</w:t>
+      </w:r>
       <w:r>
         <w:rPr>
           <w:lang w:val="sw_KE" w:bidi="sw_KE"/>
@@ -659,126 +557,84 @@
         </w:rPr>
         <w:t xml:space="preserve">Kwenye </w:t>
       </w:r>
-      <w:hyperlink r:id="rId29">
-        <w:r>
-          <w:rPr>
-            <w:lang w:val="sw_KE" w:bidi="sw_KE"/>
-          </w:rPr>
-          <w:rPr>
-            <w:color w:val="0000EE"/>
-            <w:u w:val="single"/>
-          </w:rPr>
-          <w:t>sura 5–8</w:t>
-        </w:r>
-      </w:hyperlink>
+      <w:r>
+        <w:rPr>
+          <w:lang w:val="sw_KE" w:bidi="sw_KE"/>
+        </w:rPr>
+        <w:t>sura 5–8</w:t>
+      </w:r>
       <w:r>
         <w:rPr>
           <w:lang w:val="sw_KE" w:bidi="sw_KE"/>
         </w:rPr>
         <w:t>, Paulo anajadili uhakika au usalama wa wokovu. Uhakika kwamba waumini watashiriki utukufu wa Mungu (</w:t>
       </w:r>
-      <w:hyperlink r:id="rId30">
-        <w:r>
-          <w:rPr>
-            <w:lang w:val="sw_KE" w:bidi="sw_KE"/>
-          </w:rPr>
-          <w:rPr>
-            <w:color w:val="0000EE"/>
-            <w:u w:val="single"/>
-          </w:rPr>
-          <w:t>5:1–11</w:t>
-        </w:r>
-      </w:hyperlink>
+      <w:r>
+        <w:rPr>
+          <w:lang w:val="sw_KE" w:bidi="sw_KE"/>
+        </w:rPr>
+        <w:t>5:1–11</w:t>
+      </w:r>
       <w:r>
         <w:rPr>
           <w:lang w:val="sw_KE" w:bidi="sw_KE"/>
         </w:rPr>
         <w:t>) unategemea jinsi Yesu Kristo alivyobadilisha athari mbaya za dhambi za Adamu (</w:t>
       </w:r>
-      <w:hyperlink r:id="rId31">
-        <w:r>
-          <w:rPr>
-            <w:lang w:val="sw_KE" w:bidi="sw_KE"/>
-          </w:rPr>
-          <w:rPr>
-            <w:color w:val="0000EE"/>
-            <w:u w:val="single"/>
-          </w:rPr>
-          <w:t>5:12–21</w:t>
-        </w:r>
-      </w:hyperlink>
+      <w:r>
+        <w:rPr>
+          <w:lang w:val="sw_KE" w:bidi="sw_KE"/>
+        </w:rPr>
+        <w:t>5:12–21</w:t>
+      </w:r>
       <w:r>
         <w:rPr>
           <w:lang w:val="sw_KE" w:bidi="sw_KE"/>
         </w:rPr>
         <w:t>). Wala dhambi (</w:t>
       </w:r>
-      <w:hyperlink r:id="rId32">
-        <w:r>
-          <w:rPr>
-            <w:lang w:val="sw_KE" w:bidi="sw_KE"/>
-          </w:rPr>
-          <w:rPr>
-            <w:color w:val="0000EE"/>
-            <w:u w:val="single"/>
-          </w:rPr>
-          <w:t>sura 6</w:t>
-        </w:r>
-      </w:hyperlink>
+      <w:r>
+        <w:rPr>
+          <w:lang w:val="sw_KE" w:bidi="sw_KE"/>
+        </w:rPr>
+        <w:t>sura 6</w:t>
+      </w:r>
       <w:r>
         <w:rPr>
           <w:lang w:val="sw_KE" w:bidi="sw_KE"/>
         </w:rPr>
         <w:t>) wala sheria (</w:t>
       </w:r>
-      <w:hyperlink r:id="rId33">
-        <w:r>
-          <w:rPr>
-            <w:lang w:val="sw_KE" w:bidi="sw_KE"/>
-          </w:rPr>
-          <w:rPr>
-            <w:color w:val="0000EE"/>
-            <w:u w:val="single"/>
-          </w:rPr>
-          <w:t>sura 7</w:t>
-        </w:r>
-      </w:hyperlink>
+      <w:r>
+        <w:rPr>
+          <w:lang w:val="sw_KE" w:bidi="sw_KE"/>
+        </w:rPr>
+        <w:t>sura 7</w:t>
+      </w:r>
       <w:r>
         <w:rPr>
           <w:lang w:val="sw_KE" w:bidi="sw_KE"/>
         </w:rPr>
         <w:t>) haziwezi kumzuia Mungu kutimiza makusudi yake kwa muumini. Roho Mtakatifu anawaweka huru waumini kutoka kwa kifo (</w:t>
       </w:r>
-      <w:hyperlink r:id="rId34">
-        <w:r>
-          <w:rPr>
-            <w:lang w:val="sw_KE" w:bidi="sw_KE"/>
-          </w:rPr>
-          <w:rPr>
-            <w:color w:val="0000EE"/>
-            <w:u w:val="single"/>
-          </w:rPr>
-          <w:t>8:1–17</w:t>
-        </w:r>
-      </w:hyperlink>
+      <w:r>
+        <w:rPr>
+          <w:lang w:val="sw_KE" w:bidi="sw_KE"/>
+        </w:rPr>
+        <w:t>8:1–17</w:t>
+      </w:r>
       <w:r>
         <w:rPr>
           <w:lang w:val="sw_KE" w:bidi="sw_KE"/>
         </w:rPr>
         <w:t>) na anawahakikishia kwamba mateso ya maisha haya hayatawazuia kufikia utukufu ambao Mungu amewakusudia (</w:t>
       </w:r>
-      <w:hyperlink r:id="rId35">
-        <w:r>
-          <w:rPr>
-            <w:lang w:val="sw_KE" w:bidi="sw_KE"/>
-          </w:rPr>
-          <w:rPr>
-            <w:color w:val="0000EE"/>
-            <w:u w:val="single"/>
-          </w:rPr>
-          <w:t>8:18–39</w:t>
-        </w:r>
-      </w:hyperlink>
+      <w:r>
+        <w:rPr>
+          <w:lang w:val="sw_KE" w:bidi="sw_KE"/>
+        </w:rPr>
+        <w:t>8:18–39</w:t>
+      </w:r>
       <w:r>
         <w:rPr>
           <w:lang w:val="sw_KE" w:bidi="sw_KE"/>
@@ -799,108 +655,72 @@
         </w:rPr>
         <w:t>Habari Njema inaweza kuwa kweli "habari njema" tu ikiwa ujumbe wa Kristo unasimama katika mwendelezo na ahadi za Mungu katika Agano la Kale. Hata hivyo, kutokuamini kwa Wayahudi wengi kunaweza kuonekana kuonyesha kwamba ahadi za Mungu kwa Israeli hazijatimizwa (</w:t>
       </w:r>
-      <w:hyperlink r:id="rId36">
-        <w:r>
-          <w:rPr>
-            <w:lang w:val="sw_KE" w:bidi="sw_KE"/>
-          </w:rPr>
-          <w:rPr>
-            <w:color w:val="0000EE"/>
-            <w:u w:val="single"/>
-          </w:rPr>
-          <w:t>9:1–5</w:t>
-        </w:r>
-      </w:hyperlink>
+      <w:r>
+        <w:rPr>
+          <w:lang w:val="sw_KE" w:bidi="sw_KE"/>
+        </w:rPr>
+        <w:t>9:1–5</w:t>
+      </w:r>
       <w:r>
         <w:rPr>
           <w:lang w:val="sw_KE" w:bidi="sw_KE"/>
         </w:rPr>
         <w:t xml:space="preserve">). Kwa hivyo, katika </w:t>
       </w:r>
-      <w:hyperlink r:id="rId37">
-        <w:r>
-          <w:rPr>
-            <w:lang w:val="sw_KE" w:bidi="sw_KE"/>
-          </w:rPr>
-          <w:rPr>
-            <w:color w:val="0000EE"/>
-            <w:u w:val="single"/>
-          </w:rPr>
-          <w:t>sura 9–11</w:t>
-        </w:r>
-      </w:hyperlink>
+      <w:r>
+        <w:rPr>
+          <w:lang w:val="sw_KE" w:bidi="sw_KE"/>
+        </w:rPr>
+        <w:t>sura 9–11</w:t>
+      </w:r>
       <w:r>
         <w:rPr>
           <w:lang w:val="sw_KE" w:bidi="sw_KE"/>
         </w:rPr>
         <w:t>, Paulo anaonyesha kwamba Mungu anabaki Mwaminifu kwa ahadi zake. Mungu hakuwahi kuahidi wokovu kwa Wayahudi wote, bali kwa mabaki tu (</w:t>
       </w:r>
-      <w:hyperlink r:id="rId38">
-        <w:r>
-          <w:rPr>
-            <w:lang w:val="sw_KE" w:bidi="sw_KE"/>
-          </w:rPr>
-          <w:rPr>
-            <w:color w:val="0000EE"/>
-            <w:u w:val="single"/>
-          </w:rPr>
-          <w:t>9:6–29</w:t>
-        </w:r>
-      </w:hyperlink>
+      <w:r>
+        <w:rPr>
+          <w:lang w:val="sw_KE" w:bidi="sw_KE"/>
+        </w:rPr>
+        <w:t>9:6–29</w:t>
+      </w:r>
       <w:r>
         <w:rPr>
           <w:lang w:val="sw_KE" w:bidi="sw_KE"/>
         </w:rPr>
         <w:t>). Wayahudi wenyewe wanawajibika kwa hali yao kwa sababu wanakataa kutambua utimilifu wa ahadi za Mungu katika Kristo (</w:t>
       </w:r>
-      <w:hyperlink r:id="rId39">
-        <w:r>
-          <w:rPr>
-            <w:lang w:val="sw_KE" w:bidi="sw_KE"/>
-          </w:rPr>
-          <w:rPr>
-            <w:color w:val="0000EE"/>
-            <w:u w:val="single"/>
-          </w:rPr>
-          <w:t>9:30–10:21</w:t>
-        </w:r>
-      </w:hyperlink>
+      <w:r>
+        <w:rPr>
+          <w:lang w:val="sw_KE" w:bidi="sw_KE"/>
+        </w:rPr>
+        <w:t>9:30–10:21</w:t>
+      </w:r>
       <w:r>
         <w:rPr>
           <w:lang w:val="sw_KE" w:bidi="sw_KE"/>
         </w:rPr>
         <w:t>). Hata hivyo, Mungu anahifadhi kwa uaminifu mabaki ya waumini wa Kiyahudi (</w:t>
       </w:r>
-      <w:hyperlink r:id="rId40">
-        <w:r>
-          <w:rPr>
-            <w:lang w:val="sw_KE" w:bidi="sw_KE"/>
-          </w:rPr>
-          <w:rPr>
-            <w:color w:val="0000EE"/>
-            <w:u w:val="single"/>
-          </w:rPr>
-          <w:t>11:1–10</w:t>
-        </w:r>
-      </w:hyperlink>
+      <w:r>
+        <w:rPr>
+          <w:lang w:val="sw_KE" w:bidi="sw_KE"/>
+        </w:rPr>
+        <w:t>11:1–10</w:t>
+      </w:r>
       <w:r>
         <w:rPr>
           <w:lang w:val="sw_KE" w:bidi="sw_KE"/>
         </w:rPr>
         <w:t>), na Mungu bado ana mengi zaidi ya kutimiza kwa watu wake Israeli (</w:t>
       </w:r>
-      <w:hyperlink r:id="rId41">
-        <w:r>
-          <w:rPr>
-            <w:lang w:val="sw_KE" w:bidi="sw_KE"/>
-          </w:rPr>
-          <w:rPr>
-            <w:color w:val="0000EE"/>
-            <w:u w:val="single"/>
-          </w:rPr>
-          <w:t>11:11–36</w:t>
-        </w:r>
-      </w:hyperlink>
+      <w:r>
+        <w:rPr>
+          <w:lang w:val="sw_KE" w:bidi="sw_KE"/>
+        </w:rPr>
+        <w:t>11:11–36</w:t>
+      </w:r>
       <w:r>
         <w:rPr>
           <w:lang w:val="sw_KE" w:bidi="sw_KE"/>
@@ -921,126 +741,84 @@
         </w:rPr>
         <w:t xml:space="preserve">Habari Njema huokoa watu kutoka kwa adhabu ya dhambi na pia hubadilisha maisha ya mtu. Katika </w:t>
       </w:r>
-      <w:hyperlink r:id="rId42">
-        <w:r>
-          <w:rPr>
-            <w:lang w:val="sw_KE" w:bidi="sw_KE"/>
-          </w:rPr>
-          <w:rPr>
-            <w:color w:val="0000EE"/>
-            <w:u w:val="single"/>
-          </w:rPr>
-          <w:t>12:1–15:13</w:t>
-        </w:r>
-      </w:hyperlink>
+      <w:r>
+        <w:rPr>
+          <w:lang w:val="sw_KE" w:bidi="sw_KE"/>
+        </w:rPr>
+        <w:t>12:1–15:13</w:t>
+      </w:r>
       <w:r>
         <w:rPr>
           <w:lang w:val="sw_KE" w:bidi="sw_KE"/>
         </w:rPr>
         <w:t>, Paulo anageuza umakini wake kwa nguvu ya kubadilisha Habari Njema. Mabadiliko haya yanahitaji njia mpya kabisa ya kufikiri na kuishi (</w:t>
       </w:r>
-      <w:hyperlink r:id="rId43">
-        <w:r>
-          <w:rPr>
-            <w:lang w:val="sw_KE" w:bidi="sw_KE"/>
-          </w:rPr>
-          <w:rPr>
-            <w:color w:val="0000EE"/>
-            <w:u w:val="single"/>
-          </w:rPr>
-          <w:t>12:1–2</w:t>
-        </w:r>
-      </w:hyperlink>
+      <w:r>
+        <w:rPr>
+          <w:lang w:val="sw_KE" w:bidi="sw_KE"/>
+        </w:rPr>
+        <w:t>12:1–2</w:t>
+      </w:r>
       <w:r>
         <w:rPr>
           <w:lang w:val="sw_KE" w:bidi="sw_KE"/>
         </w:rPr>
         <w:t>). Maisha yaliyobadilishwa yataonekana katika maelewano ya kijamii (</w:t>
       </w:r>
-      <w:hyperlink r:id="rId44">
-        <w:r>
-          <w:rPr>
-            <w:lang w:val="sw_KE" w:bidi="sw_KE"/>
-          </w:rPr>
-          <w:rPr>
-            <w:color w:val="0000EE"/>
-            <w:u w:val="single"/>
-          </w:rPr>
-          <w:t>12:3–8</w:t>
-        </w:r>
-      </w:hyperlink>
+      <w:r>
+        <w:rPr>
+          <w:lang w:val="sw_KE" w:bidi="sw_KE"/>
+        </w:rPr>
+        <w:t>12:3–8</w:t>
+      </w:r>
       <w:r>
         <w:rPr>
           <w:lang w:val="sw_KE" w:bidi="sw_KE"/>
         </w:rPr>
         <w:t>), maonyesho ya upendo (</w:t>
       </w:r>
-      <w:hyperlink r:id="rId45">
-        <w:r>
-          <w:rPr>
-            <w:lang w:val="sw_KE" w:bidi="sw_KE"/>
-          </w:rPr>
-          <w:rPr>
-            <w:color w:val="0000EE"/>
-            <w:u w:val="single"/>
-          </w:rPr>
-          <w:t>12:9–21</w:t>
-        </w:r>
-      </w:hyperlink>
+      <w:r>
+        <w:rPr>
+          <w:lang w:val="sw_KE" w:bidi="sw_KE"/>
+        </w:rPr>
+        <w:t>12:9–21</w:t>
+      </w:r>
       <w:r>
         <w:rPr>
           <w:lang w:val="sw_KE" w:bidi="sw_KE"/>
         </w:rPr>
         <w:t xml:space="preserve">; linganisha. </w:t>
       </w:r>
-      <w:hyperlink r:id="rId46">
-        <w:r>
-          <w:rPr>
-            <w:lang w:val="sw_KE" w:bidi="sw_KE"/>
-          </w:rPr>
-          <w:rPr>
-            <w:color w:val="0000EE"/>
-            <w:u w:val="single"/>
-          </w:rPr>
-          <w:t>13:8–10</w:t>
-        </w:r>
-      </w:hyperlink>
+      <w:r>
+        <w:rPr>
+          <w:lang w:val="sw_KE" w:bidi="sw_KE"/>
+        </w:rPr>
+        <w:t>13:8–10</w:t>
+      </w:r>
       <w:r>
         <w:rPr>
           <w:lang w:val="sw_KE" w:bidi="sw_KE"/>
         </w:rPr>
         <w:t>), na utii kwa serikali (</w:t>
       </w:r>
-      <w:hyperlink r:id="rId47">
-        <w:r>
-          <w:rPr>
-            <w:lang w:val="sw_KE" w:bidi="sw_KE"/>
-          </w:rPr>
-          <w:rPr>
-            <w:color w:val="0000EE"/>
-            <w:u w:val="single"/>
-          </w:rPr>
-          <w:t>13:1–7</w:t>
-        </w:r>
-      </w:hyperlink>
+      <w:r>
+        <w:rPr>
+          <w:lang w:val="sw_KE" w:bidi="sw_KE"/>
+        </w:rPr>
+        <w:t>13:1–7</w:t>
+      </w:r>
       <w:r>
         <w:rPr>
           <w:lang w:val="sw_KE" w:bidi="sw_KE"/>
         </w:rPr>
         <w:t>). Maisha yaliyobadilishwa yanapata nguvu zake kutoka kwa kazi ambayo Mungu tayari amefanya na hupata uharaka wake katika kazi ambayo bado hajafanya (</w:t>
       </w:r>
-      <w:hyperlink r:id="rId48">
-        <w:r>
-          <w:rPr>
-            <w:lang w:val="sw_KE" w:bidi="sw_KE"/>
-          </w:rPr>
-          <w:rPr>
-            <w:color w:val="0000EE"/>
-            <w:u w:val="single"/>
-          </w:rPr>
-          <w:t>13:11–14</w:t>
-        </w:r>
-      </w:hyperlink>
+      <w:r>
+        <w:rPr>
+          <w:lang w:val="sw_KE" w:bidi="sw_KE"/>
+        </w:rPr>
+        <w:t>13:11–14</w:t>
+      </w:r>
       <w:r>
         <w:rPr>
           <w:lang w:val="sw_KE" w:bidi="sw_KE"/>
@@ -1061,18 +839,12 @@
         </w:rPr>
         <w:t xml:space="preserve">Kwenye </w:t>
       </w:r>
-      <w:hyperlink r:id="rId49">
-        <w:r>
-          <w:rPr>
-            <w:lang w:val="sw_KE" w:bidi="sw_KE"/>
-          </w:rPr>
-          <w:rPr>
-            <w:color w:val="0000EE"/>
-            <w:u w:val="single"/>
-          </w:rPr>
-          <w:t>14:1–15:13</w:t>
-        </w:r>
-      </w:hyperlink>
+      <w:r>
+        <w:rPr>
+          <w:lang w:val="sw_KE" w:bidi="sw_KE"/>
+        </w:rPr>
+        <w:t>14:1–15:13</w:t>
+      </w:r>
       <w:r>
         <w:rPr>
           <w:lang w:val="sw_KE" w:bidi="sw_KE"/>
@@ -1093,54 +865,36 @@
         </w:rPr>
         <w:t>Muundo wa barua ya Warumi unajitokeza tena mwishoni, ambapo Paulo anazungumzia huduma yake na mipango ya safari (</w:t>
       </w:r>
-      <w:hyperlink r:id="rId50">
-        <w:r>
-          <w:rPr>
-            <w:lang w:val="sw_KE" w:bidi="sw_KE"/>
-          </w:rPr>
-          <w:rPr>
-            <w:color w:val="0000EE"/>
-            <w:u w:val="single"/>
-          </w:rPr>
-          <w:t>15:14–33</w:t>
-        </w:r>
-      </w:hyperlink>
+      <w:r>
+        <w:rPr>
+          <w:lang w:val="sw_KE" w:bidi="sw_KE"/>
+        </w:rPr>
+        <w:t>15:14–33</w:t>
+      </w:r>
       <w:r>
         <w:rPr>
           <w:lang w:val="sw_KE" w:bidi="sw_KE"/>
         </w:rPr>
         <w:t>), anawasalimu na kuwapongeza wafanyakazi wenzake na Wakristo wengine (</w:t>
       </w:r>
-      <w:hyperlink r:id="rId51">
-        <w:r>
-          <w:rPr>
-            <w:lang w:val="sw_KE" w:bidi="sw_KE"/>
-          </w:rPr>
-          <w:rPr>
-            <w:color w:val="0000EE"/>
-            <w:u w:val="single"/>
-          </w:rPr>
-          <w:t>16:1–16</w:t>
-        </w:r>
-      </w:hyperlink>
+      <w:r>
+        <w:rPr>
+          <w:lang w:val="sw_KE" w:bidi="sw_KE"/>
+        </w:rPr>
+        <w:t>16:1–16</w:t>
+      </w:r>
       <w:r>
         <w:rPr>
           <w:lang w:val="sw_KE" w:bidi="sw_KE"/>
         </w:rPr>
         <w:t>), na anahitimisha kwa marejeleo zaidi kwa wafanyakazi wenzake, onyo la mwisho, na doxolojia (</w:t>
       </w:r>
-      <w:hyperlink r:id="rId52">
-        <w:r>
-          <w:rPr>
-            <w:lang w:val="sw_KE" w:bidi="sw_KE"/>
-          </w:rPr>
-          <w:rPr>
-            <w:color w:val="0000EE"/>
-            <w:u w:val="single"/>
-          </w:rPr>
-          <w:t>16:17–27</w:t>
-        </w:r>
-      </w:hyperlink>
+      <w:r>
+        <w:rPr>
+          <w:lang w:val="sw_KE" w:bidi="sw_KE"/>
+        </w:rPr>
+        <w:t>16:17–27</w:t>
+      </w:r>
       <w:r>
         <w:rPr>
           <w:lang w:val="sw_KE" w:bidi="sw_KE"/>
@@ -1172,36 +926,24 @@
         </w:rPr>
         <w:t>Paulo huenda aliandika Warumi wakati alipokaa kwa miezi mitatu huko Korintho karibu na mwisho wa safari yake ya tatu ya umishonari (</w:t>
       </w:r>
-      <w:hyperlink r:id="rId53">
-        <w:r>
-          <w:rPr>
-            <w:lang w:val="sw_KE" w:bidi="sw_KE"/>
-          </w:rPr>
-          <w:rPr>
-            <w:color w:val="0000EE"/>
-            <w:u w:val="single"/>
-          </w:rPr>
-          <w:t>Matendo 20:2–3</w:t>
-        </w:r>
-      </w:hyperlink>
+      <w:r>
+        <w:rPr>
+          <w:lang w:val="sw_KE" w:bidi="sw_KE"/>
+        </w:rPr>
+        <w:t>Matendo 20:2–3</w:t>
+      </w:r>
       <w:r>
         <w:rPr>
           <w:lang w:val="sw_KE" w:bidi="sw_KE"/>
         </w:rPr>
         <w:t xml:space="preserve">), karibu mwaka wa 57 Baada ya Kristo (BK). Rejeleo la Kenkrea katika </w:t>
       </w:r>
-      <w:hyperlink r:id="rId54">
-        <w:r>
-          <w:rPr>
-            <w:lang w:val="sw_KE" w:bidi="sw_KE"/>
-          </w:rPr>
-          <w:rPr>
-            <w:color w:val="0000EE"/>
-            <w:u w:val="single"/>
-          </w:rPr>
-          <w:t>Warumi 16:1</w:t>
-        </w:r>
-      </w:hyperlink>
+      <w:r>
+        <w:rPr>
+          <w:lang w:val="sw_KE" w:bidi="sw_KE"/>
+        </w:rPr>
+        <w:t>Warumi 16:1</w:t>
+      </w:r>
       <w:r>
         <w:rPr>
           <w:lang w:val="sw_KE" w:bidi="sw_KE"/>
@@ -1222,180 +964,120 @@
         </w:rPr>
         <w:t>Tunaweza kuelewa mazingira ya jumla ambayo Warumi iliandikwa kwa kupitia marejeo ya Paulo kuhusu huduma yake ya awali na mipango yake ya safari za baadaye (</w:t>
       </w:r>
-      <w:hyperlink r:id="rId50">
-        <w:r>
-          <w:rPr>
-            <w:lang w:val="sw_KE" w:bidi="sw_KE"/>
-          </w:rPr>
-          <w:rPr>
-            <w:color w:val="0000EE"/>
-            <w:u w:val="single"/>
-          </w:rPr>
-          <w:t>15:14–33</w:t>
-        </w:r>
-      </w:hyperlink>
+      <w:r>
+        <w:rPr>
+          <w:lang w:val="sw_KE" w:bidi="sw_KE"/>
+        </w:rPr>
+        <w:t>15:14–33</w:t>
+      </w:r>
       <w:r>
         <w:rPr>
           <w:lang w:val="sw_KE" w:bidi="sw_KE"/>
         </w:rPr>
         <w:t>). Marejeo manne ya kijiografia yanatoa mfumo: (1) Akitazama nyuma, Paulo alitangaza kwamba alikuwa amewasilisha kikamilifu Habari Njema ya Kristo kutoka Yerusalemu hadi Iliriko (</w:t>
       </w:r>
-      <w:hyperlink r:id="rId55">
-        <w:r>
-          <w:rPr>
-            <w:lang w:val="sw_KE" w:bidi="sw_KE"/>
-          </w:rPr>
-          <w:rPr>
-            <w:color w:val="0000EE"/>
-            <w:u w:val="single"/>
-          </w:rPr>
-          <w:t>15:19</w:t>
-        </w:r>
-      </w:hyperlink>
+      <w:r>
+        <w:rPr>
+          <w:lang w:val="sw_KE" w:bidi="sw_KE"/>
+        </w:rPr>
+        <w:t>15:19</w:t>
+      </w:r>
       <w:r>
         <w:rPr>
           <w:lang w:val="sw_KE" w:bidi="sw_KE"/>
         </w:rPr>
         <w:t>). Iliriko lilikuwa jimbo la Kirumi lililolingana na maeneo ya Serbia na Kroatia za kisasa. Paulo alibainisha kwamba alikuwa ameanzisha makanisa katika miji mikuu kutoka Yerusalemu, kupitia Asia Ndogo, na kuingia Makedonia na Ugiriki. Hii ilikuwa ni eneo ambalo Paulo na wenzake walifunika katika safari tatu za kimishonari zilizorekodiwa katika Matendo. (2) Kituo cha kati cha Paulo kilikuwa Yerusalemu, ambako alipanga kupeleka “zawadi kwa waumini” (</w:t>
       </w:r>
-      <w:hyperlink r:id="rId56">
-        <w:r>
-          <w:rPr>
-            <w:lang w:val="sw_KE" w:bidi="sw_KE"/>
-          </w:rPr>
-          <w:rPr>
-            <w:color w:val="0000EE"/>
-            <w:u w:val="single"/>
-          </w:rPr>
-          <w:t>15:25</w:t>
-        </w:r>
-      </w:hyperlink>
+      <w:r>
+        <w:rPr>
+          <w:lang w:val="sw_KE" w:bidi="sw_KE"/>
+        </w:rPr>
+        <w:t>15:25</w:t>
+      </w:r>
       <w:r>
         <w:rPr>
           <w:lang w:val="sw_KE" w:bidi="sw_KE"/>
         </w:rPr>
         <w:t>). Zawadi hii ilikuwa ni pesa ambazo Paulo alikuwa akikusanya kutoka makanisa ya Mataifa aliyokuwa ameanzisha ili kusaidia kanisa la Yerusalemu (</w:t>
       </w:r>
-      <w:hyperlink r:id="rId57">
-        <w:r>
-          <w:rPr>
-            <w:lang w:val="sw_KE" w:bidi="sw_KE"/>
-          </w:rPr>
-          <w:rPr>
-            <w:color w:val="0000EE"/>
-            <w:u w:val="single"/>
-          </w:rPr>
-          <w:t>15:26</w:t>
-        </w:r>
-      </w:hyperlink>
+      <w:r>
+        <w:rPr>
+          <w:lang w:val="sw_KE" w:bidi="sw_KE"/>
+        </w:rPr>
+        <w:t>15:26</w:t>
+      </w:r>
       <w:r>
         <w:rPr>
           <w:lang w:val="sw_KE" w:bidi="sw_KE"/>
         </w:rPr>
         <w:t xml:space="preserve">; tazama pia </w:t>
       </w:r>
-      <w:hyperlink r:id="rId58">
-        <w:r>
-          <w:rPr>
-            <w:lang w:val="sw_KE" w:bidi="sw_KE"/>
-          </w:rPr>
-          <w:rPr>
-            <w:color w:val="0000EE"/>
-            <w:u w:val="single"/>
-          </w:rPr>
-          <w:t>1 Kor 16:1–4</w:t>
-        </w:r>
-      </w:hyperlink>
+      <w:r>
+        <w:rPr>
+          <w:lang w:val="sw_KE" w:bidi="sw_KE"/>
+        </w:rPr>
+        <w:t>1 Kor 16:1–4</w:t>
+      </w:r>
       <w:r>
         <w:rPr>
           <w:lang w:val="sw_KE" w:bidi="sw_KE"/>
         </w:rPr>
         <w:t xml:space="preserve">; </w:t>
       </w:r>
-      <w:hyperlink r:id="rId59">
-        <w:r>
-          <w:rPr>
-            <w:lang w:val="sw_KE" w:bidi="sw_KE"/>
-          </w:rPr>
-          <w:rPr>
-            <w:color w:val="0000EE"/>
-            <w:u w:val="single"/>
-          </w:rPr>
-          <w:t>2 Kor 8:1–9:15</w:t>
-        </w:r>
-      </w:hyperlink>
+      <w:r>
+        <w:rPr>
+          <w:lang w:val="sw_KE" w:bidi="sw_KE"/>
+        </w:rPr>
+        <w:t>2 Kor 8:1–9:15</w:t>
+      </w:r>
       <w:r>
         <w:rPr>
           <w:lang w:val="sw_KE" w:bidi="sw_KE"/>
         </w:rPr>
         <w:t>). (3) Baada ya kutembelea Yerusalemu kupeleka mchango, Paulo alipanga kwenda Rumi (</w:t>
       </w:r>
-      <w:hyperlink r:id="rId60">
-        <w:r>
-          <w:rPr>
-            <w:lang w:val="sw_KE" w:bidi="sw_KE"/>
-          </w:rPr>
-          <w:rPr>
-            <w:color w:val="0000EE"/>
-            <w:u w:val="single"/>
-          </w:rPr>
-          <w:t>Rom 15:24</w:t>
-        </w:r>
-      </w:hyperlink>
+      <w:r>
+        <w:rPr>
+          <w:lang w:val="sw_KE" w:bidi="sw_KE"/>
+        </w:rPr>
+        <w:t>Rom 15:24</w:t>
+      </w:r>
       <w:r>
         <w:rPr>
           <w:lang w:val="sw_KE" w:bidi="sw_KE"/>
         </w:rPr>
         <w:t xml:space="preserve">). (4) Kukaa kwa muda mrefu na Wakristo wa Kirumi haikuwa lengo la mwisho la Paulo, kama lugha ya </w:t>
       </w:r>
-      <w:hyperlink r:id="rId60">
-        <w:r>
-          <w:rPr>
-            <w:lang w:val="sw_KE" w:bidi="sw_KE"/>
-          </w:rPr>
-          <w:rPr>
-            <w:color w:val="0000EE"/>
-            <w:u w:val="single"/>
-          </w:rPr>
-          <w:t>15:24</w:t>
-        </w:r>
-      </w:hyperlink>
+      <w:r>
+        <w:rPr>
+          <w:lang w:val="sw_KE" w:bidi="sw_KE"/>
+        </w:rPr>
+        <w:t>15:24</w:t>
+      </w:r>
       <w:r>
         <w:rPr>
           <w:lang w:val="sw_KE" w:bidi="sw_KE"/>
         </w:rPr>
         <w:t xml:space="preserve"> (“kupitia”) inavyoonyesha. Lengo lake kuu lilikuwa Spania, ambako angeweza kufuata wito wake wa kuanzisha makanisa katika maeneo “ambapo jina la Kristo halijawahi kusikika” (</w:t>
       </w:r>
-      <w:hyperlink r:id="rId61">
-        <w:r>
-          <w:rPr>
-            <w:lang w:val="sw_KE" w:bidi="sw_KE"/>
-          </w:rPr>
-          <w:rPr>
-            <w:color w:val="0000EE"/>
-            <w:u w:val="single"/>
-          </w:rPr>
-          <w:t>15:20</w:t>
-        </w:r>
-      </w:hyperlink>
+      <w:r>
+        <w:rPr>
+          <w:lang w:val="sw_KE" w:bidi="sw_KE"/>
+        </w:rPr>
+        <w:t>15:20</w:t>
+      </w:r>
       <w:r>
         <w:rPr>
           <w:lang w:val="sw_KE" w:bidi="sw_KE"/>
         </w:rPr>
         <w:t xml:space="preserve">, </w:t>
       </w:r>
-      <w:hyperlink r:id="rId60">
-        <w:r>
-          <w:rPr>
-            <w:lang w:val="sw_KE" w:bidi="sw_KE"/>
-          </w:rPr>
-          <w:rPr>
-            <w:color w:val="0000EE"/>
-            <w:u w:val="single"/>
-          </w:rPr>
-          <w:t>24</w:t>
-        </w:r>
-      </w:hyperlink>
+      <w:r>
+        <w:rPr>
+          <w:lang w:val="sw_KE" w:bidi="sw_KE"/>
+        </w:rPr>
+        <w:t>24</w:t>
+      </w:r>
       <w:r>
         <w:rPr>
           <w:lang w:val="sw_KE" w:bidi="sw_KE"/>
@@ -1441,36 +1123,24 @@
         </w:rPr>
         <w:t>Paulo alikuwa katika hatua muhimu katika huduma yake (</w:t>
       </w:r>
-      <w:hyperlink r:id="rId61">
-        <w:r>
-          <w:rPr>
-            <w:lang w:val="sw_KE" w:bidi="sw_KE"/>
-          </w:rPr>
-          <w:rPr>
-            <w:color w:val="0000EE"/>
-            <w:u w:val="single"/>
-          </w:rPr>
-          <w:t>15:20</w:t>
-        </w:r>
-      </w:hyperlink>
+      <w:r>
+        <w:rPr>
+          <w:lang w:val="sw_KE" w:bidi="sw_KE"/>
+        </w:rPr>
+        <w:t>15:20</w:t>
+      </w:r>
       <w:r>
         <w:rPr>
           <w:lang w:val="sw_KE" w:bidi="sw_KE"/>
         </w:rPr>
         <w:t>). Alikuwa "amewasilisha kikamilifu" Habari Njema katika eneo la mashariki la Mediterania (</w:t>
       </w:r>
-      <w:hyperlink r:id="rId55">
-        <w:r>
-          <w:rPr>
-            <w:lang w:val="sw_KE" w:bidi="sw_KE"/>
-          </w:rPr>
-          <w:rPr>
-            <w:color w:val="0000EE"/>
-            <w:u w:val="single"/>
-          </w:rPr>
-          <w:t>15:19</w:t>
-        </w:r>
-      </w:hyperlink>
+      <w:r>
+        <w:rPr>
+          <w:lang w:val="sw_KE" w:bidi="sw_KE"/>
+        </w:rPr>
+        <w:t>15:19</w:t>
+      </w:r>
       <w:r>
         <w:rPr>
           <w:lang w:val="sw_KE" w:bidi="sw_KE"/>
@@ -1505,18 +1175,12 @@
         </w:rPr>
         <w:t>Kusudi jingine linaibuka: Paulo alitaka kukusanya msaada kutoka kwa Wakristo wa Kirumi kwa ajili ya misheni yake mpya huko Hispania. "Kanisa la kutuma" la Paulo, Antiokia, lilikuwa maelfu ya maili kutoka Hispania. Mtume alipotafuta kanisa jipya la kushirikiana naye, mawazo yake yalielekezwa kwa kanisa la Rumi (</w:t>
       </w:r>
-      <w:hyperlink r:id="rId60">
-        <w:r>
-          <w:rPr>
-            <w:lang w:val="sw_KE" w:bidi="sw_KE"/>
-          </w:rPr>
-          <w:rPr>
-            <w:color w:val="0000EE"/>
-            <w:u w:val="single"/>
-          </w:rPr>
-          <w:t>15:24</w:t>
-        </w:r>
-      </w:hyperlink>
+      <w:r>
+        <w:rPr>
+          <w:lang w:val="sw_KE" w:bidi="sw_KE"/>
+        </w:rPr>
+        <w:t>15:24</w:t>
+      </w:r>
       <w:r>
         <w:rPr>
           <w:lang w:val="sw_KE" w:bidi="sw_KE"/>
@@ -1537,18 +1201,12 @@
         </w:rPr>
         <w:t xml:space="preserve">Paulo pia aliandika kwa sababu ya tatu: kuponya mgawanyiko katika jamii ya wakristo huko Roma, ambayo iligawanyika juu ya kiwango ambacho sheria ya Agano la Kale inapaswa kuendelea kuwaongoza waumini (tazama </w:t>
       </w:r>
-      <w:hyperlink r:id="rId49">
-        <w:r>
-          <w:rPr>
-            <w:lang w:val="sw_KE" w:bidi="sw_KE"/>
-          </w:rPr>
-          <w:rPr>
-            <w:color w:val="0000EE"/>
-            <w:u w:val="single"/>
-          </w:rPr>
-          <w:t>14:1–15:13</w:t>
-        </w:r>
-      </w:hyperlink>
+      <w:r>
+        <w:rPr>
+          <w:lang w:val="sw_KE" w:bidi="sw_KE"/>
+        </w:rPr>
+        <w:t>14:1–15:13</w:t>
+      </w:r>
       <w:r>
         <w:rPr>
           <w:lang w:val="sw_KE" w:bidi="sw_KE"/>
@@ -1605,18 +1263,12 @@
         </w:rPr>
         <w:t xml:space="preserve">Tangu wakati wa Matengenezo, Warumi imesomwa kama barua inayohusu wokovu wa mtu binafsi. Kufuatia uongozi wa Martin Luther, ambaye safari yake ya kiroho ilihusishwa kwa karibu na Warumi, Wanamatengenezo kama Yohana Calvin na Ulrich Zwingli waliona barua hii kama usemi wa kibiblia wa ukweli kwamba wanadamu wanahesabiwa haki na Mungu kwa imani yao katika Kristo, na si kwa juhudi zao wenyewe. Wanamatengenezo walimwona Paulo kama akipambana na Uyahudi wa kisheria uliosisitiza kwamba watu walipaswa kutii sheria ili kuokolewa. Kujishughulisha kwa Wayahudi na sheria kulisababisha Wayahudi wengi kudhani kwamba uaminifu kwa sheria ulikuwa wa kutosha kwa wokovu (kwa mfano, </w:t>
       </w:r>
-      <w:hyperlink r:id="rId62">
-        <w:r>
-          <w:rPr>
-            <w:lang w:val="sw_KE" w:bidi="sw_KE"/>
-          </w:rPr>
-          <w:rPr>
-            <w:color w:val="0000EE"/>
-            <w:u w:val="single"/>
-          </w:rPr>
-          <w:t>10:1–4</w:t>
-        </w:r>
-      </w:hyperlink>
+      <w:r>
+        <w:rPr>
+          <w:lang w:val="sw_KE" w:bidi="sw_KE"/>
+        </w:rPr>
+        <w:t>10:1–4</w:t>
+      </w:r>
       <w:r>
         <w:rPr>
           <w:lang w:val="sw_KE" w:bidi="sw_KE"/>
